--- a/klagomål/A 38461-2026 FSC-klagomål.docx
+++ b/klagomål/A 38461-2026 FSC-klagomål.docx
@@ -701,7 +701,7 @@
     <w:r>
       <w:tab/>
       <w:tab/>
-      <w:t>2026-09-18</w:t>
+      <w:t>2026-09-19</w:t>
       <w:br/>
       <w:br/>
     </w:r>

--- a/klagomål/A 38461-2026 FSC-klagomål.docx
+++ b/klagomål/A 38461-2026 FSC-klagomål.docx
@@ -178,7 +178,7 @@
       <w:r>
         <w:drawing>
           <wp:inline xmlns:a="http://schemas.openxmlformats.org/drawingml/2006/main" xmlns:pic="http://schemas.openxmlformats.org/drawingml/2006/picture">
-            <wp:extent cx="5486400" cy="5648541"/>
+            <wp:extent cx="5446972" cy="5724000"/>
             <wp:docPr id="1" name="Picture 1"/>
             <wp:cNvGraphicFramePr>
               <a:graphicFrameLocks noChangeAspect="1"/>
@@ -199,7 +199,7 @@
                   <pic:spPr>
                     <a:xfrm>
                       <a:off x="0" y="0"/>
-                      <a:ext cx="5486400" cy="5648541"/>
+                      <a:ext cx="5446972" cy="5724000"/>
                     </a:xfrm>
                     <a:prstGeom prst="rect"/>
                   </pic:spPr>
@@ -221,7 +221,7 @@
     </w:p>
     <w:p>
       <w:r>
-        <w:t>I avverkningsanmälan finns fynd av 2 naturvårdsarter, varav 2 är rödlistade och 2 är typiska (T): garnlav (VU, T) och kolflarnlav (NT, T). Se Figur 1.</w:t>
+        <w:t>I avverkningsanmälan finns fynd av 3 naturvårdsarter, varav 3 är rödlistade och 3 är typiska (T): garnlav (VU, T), kolflarnlav (NT, T) och lunglav (NT, T). Se Figur 1.</w:t>
       </w:r>
     </w:p>
     <w:p>
@@ -244,7 +244,7 @@
     </w:p>
     <w:p>
       <w:r>
-        <w:t>Nedan följer beskrivningar av de naturvårdsarter och fridlysta arter som har sina livsmiljöer och växtplatser i den avverkningsanmälda skogen. De påträffade naturvårdsarterna är ett tydligt kvitto på att det rör sig om en skog med höga naturvärden.</w:t>
+        <w:t>Nedan följer beskrivningar av de naturvårdsarter och fridlysta arter som har sina livsmiljöer och växtplatser i den avverkningsanmälda skogen. Se även ytterligare artfakta i BILAGA 1. De påträffade naturvårdsarterna är ett tydligt kvitto på att det rör sig om en skog med höga naturvärden.</w:t>
       </w:r>
     </w:p>
     <w:p>
@@ -294,6 +294,62 @@
       </w:r>
       <w:r>
         <w:t xml:space="preserve"> (SLU Artdatabanken, 2024).</w:t>
+      </w:r>
+    </w:p>
+    <w:p>
+      <w:r>
+        <w:rPr>
+          <w:b/>
+        </w:rPr>
+        <w:t>Lunglav (NT)</w:t>
+      </w:r>
+      <w:r>
+        <w:t xml:space="preserve"> är en av vårt lands främsta signalarter som överallt indikerar gamla lövträd, skogsbestånd med höga naturvärden och ekosystem med långskoglig kontinuitet. Lokalt kan förekomsten vara mycket riklig men den hittas nästan enbart i gamla och ej slutavverkade skogar. Artens samtliga förekomster bör uppmärksammas från naturvårdssynpunkt, då många lokaler även hyser andra ovanliga och rödlistade arter. Rikliga förekomster bör skyddas med biotopskydd, frivilliga avsättningar eller reservat. På lunglav kan de sällsynta lavparasiterna lunglavshårprick (CR), </w:t>
+      </w:r>
+      <w:r>
+        <w:rPr>
+          <w:i/>
+        </w:rPr>
+        <w:t>Abrothallus diederichii</w:t>
+      </w:r>
+      <w:r>
+        <w:t xml:space="preserve"> (VU), </w:t>
+      </w:r>
+      <w:r>
+        <w:rPr>
+          <w:i/>
+        </w:rPr>
+        <w:t>Abrothallus lobariae</w:t>
+      </w:r>
+      <w:r>
+        <w:t xml:space="preserve"> (VU), </w:t>
+      </w:r>
+      <w:r>
+        <w:rPr>
+          <w:i/>
+        </w:rPr>
+        <w:t>Calycina lobariae</w:t>
+      </w:r>
+      <w:r>
+        <w:t xml:space="preserve"> (VU), lunglavsknapp (VU) och skrovelmössing (VU) påträffas. Lunglav är typisk art för </w:t>
+      </w:r>
+      <w:r>
+        <w:rPr>
+          <w:i/>
+        </w:rPr>
+        <w:t>9010 Taiga, 9020 Nordlig ädellövskog, 9110 Näringsfattig bokskog, 9130 Näringsrik bokskog, 9160 Näringsrik ekskog, 9180 Ädellövskog i branter, 9190 Näringsfattig ekskog, 9070 Trädklädd betesmark, 9040 Fjällbjörkskog</w:t>
+      </w:r>
+      <w:r>
+        <w:t xml:space="preserve"> och</w:t>
+      </w:r>
+      <w:r>
+        <w:rPr>
+          <w:i/>
+        </w:rPr>
+        <w:t xml:space="preserve"> 6530 Lövängar</w:t>
+      </w:r>
+      <w:r>
+        <w:t xml:space="preserve"> (SLU Artdatabanken, 2026; Nitare &amp; Skogsstyrelsen, 2019).</w:t>
       </w:r>
     </w:p>
     <w:p>
@@ -386,7 +442,7 @@
         <w:rPr>
           <w:i/>
         </w:rPr>
-        <w:t>I det avverkningsanmälda skogsområdet har 2 naturvårdsarter varav 2 rödlistade arter sina livsmiljöer och växtplatser.</w:t>
+        <w:t>I det avverkningsanmälda skogsområdet har 3 naturvårdsarter varav 3 rödlistade arter sina livsmiljöer och växtplatser.</w:t>
       </w:r>
     </w:p>
     <w:p>
@@ -573,6 +629,118 @@
         <w:t>I den avverkningsanmälda skogen har fridlysta arter sina livsmiljöer och växtplatser. Att skada de fridlysta arternas livsmiljöer, växtplatser eller ekologiska funktion är inte tillåtet enligt artskyddsförordningen</w:t>
       </w:r>
     </w:p>
+    <w:p>
+      <w:r>
+        <w:br w:type="page"/>
+      </w:r>
+    </w:p>
+    <w:p>
+      <w:pPr>
+        <w:pStyle w:val="Title"/>
+      </w:pPr>
+      <w:r>
+        <w:t>BILAGA 1 – Rödlistade arter</w:t>
+      </w:r>
+    </w:p>
+    <w:p>
+      <w:pPr>
+        <w:pStyle w:val="Heading1"/>
+      </w:pPr>
+      <w:r>
+        <w:t>Lunglav – ekologi samt krav på livsmiljön</w:t>
+      </w:r>
+    </w:p>
+    <w:p>
+      <w:r>
+        <w:t xml:space="preserve">Lunglav (NT) är en av vårt lands främsta signalarter som överallt indikerar gamla lövträd, skogsbestånd med höga naturvärden och ekosystem med lång skoglig kontinuitet. Lokalt kan förekomsten vara mycket riklig men den hittas nästan enbart i gamla och ej slutavverkade skogar. Artens samtliga förekomster bör uppmärksammas från naturvårdssynpunkt, då många lokaler även hyser andra ovanliga och rödlistade arter, däribland de sällsynta lavparasiterna lunglavshårprick (CR), </w:t>
+      </w:r>
+      <w:r>
+        <w:rPr>
+          <w:i/>
+        </w:rPr>
+        <w:t>Abrothallus diederichii</w:t>
+      </w:r>
+      <w:r>
+        <w:t xml:space="preserve"> (VU), </w:t>
+      </w:r>
+      <w:r>
+        <w:rPr>
+          <w:i/>
+        </w:rPr>
+        <w:t>Abrothallus lobariae</w:t>
+      </w:r>
+      <w:r>
+        <w:t xml:space="preserve"> (VU), </w:t>
+      </w:r>
+      <w:r>
+        <w:rPr>
+          <w:i/>
+        </w:rPr>
+        <w:t>Calycina lobariae</w:t>
+      </w:r>
+      <w:r>
+        <w:t xml:space="preserve"> (VU), lunglavsknapp (VU) och skrovelmössing (VU), som växer på lunglav. Rikliga förekomster med lunglav bör skyddas med biotopskydd, frivilliga avsättningar eller reservat (SLU Artdatabanken, 2026; Nitare &amp; Skogsstyrelsen, 2019).</w:t>
+      </w:r>
+    </w:p>
+    <w:p>
+      <w:r>
+        <w:t xml:space="preserve">Lunglav är typisk art för </w:t>
+      </w:r>
+      <w:r>
+        <w:rPr>
+          <w:i/>
+        </w:rPr>
+        <w:t>9010 Taiga, 9020 Nordlig ädellövskog, 9110 Näringsfattig bokskog, 9130 Näringsrik bokskog, 9160 Näringsrik ekskog, 9180 Ädellövskog i branter, 9190 Näringsfattig ekskog, 9070 Trädklädd betesmark, 9040 Fjällbjörkskog</w:t>
+      </w:r>
+      <w:r>
+        <w:t xml:space="preserve"> och</w:t>
+      </w:r>
+      <w:r>
+        <w:rPr>
+          <w:i/>
+        </w:rPr>
+        <w:t xml:space="preserve"> 6530 Lövängar</w:t>
+      </w:r>
+      <w:r>
+        <w:t xml:space="preserve"> (SLU Artdatabanken, 2026).</w:t>
+      </w:r>
+    </w:p>
+    <w:p>
+      <w:pPr>
+        <w:pStyle w:val="Heading2"/>
+      </w:pPr>
+      <w:r>
+        <w:t>Referenser – lunglav</w:t>
+      </w:r>
+    </w:p>
+    <w:p>
+      <w:r>
+        <w:t xml:space="preserve">Nitare, J. och Skogsstyrelsen, 2019. </w:t>
+      </w:r>
+      <w:r>
+        <w:rPr>
+          <w:i/>
+        </w:rPr>
+        <w:t xml:space="preserve">Skyddsvärd skog – Naturvårdsarter och andra kriterier för naturvärdesbedömning. </w:t>
+      </w:r>
+      <w:r>
+        <w:t>Skogsstyrelsen.</w:t>
+      </w:r>
+    </w:p>
+    <w:p>
+      <w:r>
+        <w:t xml:space="preserve">SLU Artdatabanken, 2026. </w:t>
+      </w:r>
+      <w:r>
+        <w:rPr>
+          <w:i/>
+        </w:rPr>
+        <w:t xml:space="preserve">Artfaktablad. Naturvård – artfakta. </w:t>
+      </w:r>
+      <w:r>
+        <w:t>SLU Artdatabanken, Uppsala.</w:t>
+      </w:r>
+    </w:p>
     <w:sectPr>
       <w:headerReference w:type="even" r:id="rId8"/>
       <w:headerReference w:type="default" r:id="rId9"/>
@@ -701,7 +869,7 @@
     <w:r>
       <w:tab/>
       <w:tab/>
-      <w:t>2026-09-19</w:t>
+      <w:t>2026-09-21</w:t>
       <w:br/>
       <w:br/>
     </w:r>

--- a/klagomål/A 38461-2026 FSC-klagomål.docx
+++ b/klagomål/A 38461-2026 FSC-klagomål.docx
@@ -869,7 +869,7 @@
     <w:r>
       <w:tab/>
       <w:tab/>
-      <w:t>2026-09-21</w:t>
+      <w:t>2026-09-23</w:t>
       <w:br/>
       <w:br/>
     </w:r>

--- a/klagomål/A 38461-2026 FSC-klagomål.docx
+++ b/klagomål/A 38461-2026 FSC-klagomål.docx
@@ -869,7 +869,7 @@
     <w:r>
       <w:tab/>
       <w:tab/>
-      <w:t>2026-09-23</w:t>
+      <w:t>2026-09-24</w:t>
       <w:br/>
       <w:br/>
     </w:r>

--- a/klagomål/A 38461-2026 FSC-klagomål.docx
+++ b/klagomål/A 38461-2026 FSC-klagomål.docx
@@ -869,7 +869,7 @@
     <w:r>
       <w:tab/>
       <w:tab/>
-      <w:t>2026-09-24</w:t>
+      <w:t>2026-09-25</w:t>
       <w:br/>
       <w:br/>
     </w:r>

--- a/klagomål/A 38461-2026 FSC-klagomål.docx
+++ b/klagomål/A 38461-2026 FSC-klagomål.docx
@@ -869,7 +869,7 @@
     <w:r>
       <w:tab/>
       <w:tab/>
-      <w:t>2026-09-25</w:t>
+      <w:t>2026-09-26</w:t>
       <w:br/>
       <w:br/>
     </w:r>

--- a/klagomål/A 38461-2026 FSC-klagomål.docx
+++ b/klagomål/A 38461-2026 FSC-klagomål.docx
@@ -869,7 +869,7 @@
     <w:r>
       <w:tab/>
       <w:tab/>
-      <w:t>2026-09-26</w:t>
+      <w:t>2026-09-27</w:t>
       <w:br/>
       <w:br/>
     </w:r>

--- a/klagomål/A 38461-2026 FSC-klagomål.docx
+++ b/klagomål/A 38461-2026 FSC-klagomål.docx
@@ -869,7 +869,7 @@
     <w:r>
       <w:tab/>
       <w:tab/>
-      <w:t>2026-09-27</w:t>
+      <w:t>2026-09-28</w:t>
       <w:br/>
       <w:br/>
     </w:r>

--- a/klagomål/A 38461-2026 FSC-klagomål.docx
+++ b/klagomål/A 38461-2026 FSC-klagomål.docx
@@ -869,7 +869,7 @@
     <w:r>
       <w:tab/>
       <w:tab/>
-      <w:t>2026-09-28</w:t>
+      <w:t>2026-09-29</w:t>
       <w:br/>
       <w:br/>
     </w:r>

--- a/klagomål/A 38461-2026 FSC-klagomål.docx
+++ b/klagomål/A 38461-2026 FSC-klagomål.docx
@@ -869,7 +869,7 @@
     <w:r>
       <w:tab/>
       <w:tab/>
-      <w:t>2026-09-29</w:t>
+      <w:t>2026-09-30</w:t>
       <w:br/>
       <w:br/>
     </w:r>

--- a/klagomål/A 38461-2026 FSC-klagomål.docx
+++ b/klagomål/A 38461-2026 FSC-klagomål.docx
@@ -869,7 +869,7 @@
     <w:r>
       <w:tab/>
       <w:tab/>
-      <w:t>2026-09-30</w:t>
+      <w:t>2026-10-01</w:t>
       <w:br/>
       <w:br/>
     </w:r>

--- a/klagomål/A 38461-2026 FSC-klagomål.docx
+++ b/klagomål/A 38461-2026 FSC-klagomål.docx
@@ -869,7 +869,7 @@
     <w:r>
       <w:tab/>
       <w:tab/>
-      <w:t>2026-10-01</w:t>
+      <w:t>2026-10-02</w:t>
       <w:br/>
       <w:br/>
     </w:r>

--- a/klagomål/A 38461-2026 FSC-klagomål.docx
+++ b/klagomål/A 38461-2026 FSC-klagomål.docx
@@ -869,7 +869,7 @@
     <w:r>
       <w:tab/>
       <w:tab/>
-      <w:t>2026-10-02</w:t>
+      <w:t>2026-10-03</w:t>
       <w:br/>
       <w:br/>
     </w:r>

--- a/klagomål/A 38461-2026 FSC-klagomål.docx
+++ b/klagomål/A 38461-2026 FSC-klagomål.docx
@@ -869,7 +869,7 @@
     <w:r>
       <w:tab/>
       <w:tab/>
-      <w:t>2026-10-03</w:t>
+      <w:t>2026-10-04</w:t>
       <w:br/>
       <w:br/>
     </w:r>

--- a/klagomål/A 38461-2026 FSC-klagomål.docx
+++ b/klagomål/A 38461-2026 FSC-klagomål.docx
@@ -869,7 +869,7 @@
     <w:r>
       <w:tab/>
       <w:tab/>
-      <w:t>2026-10-04</w:t>
+      <w:t>2026-10-05</w:t>
       <w:br/>
       <w:br/>
     </w:r>

--- a/klagomål/A 38461-2026 FSC-klagomål.docx
+++ b/klagomål/A 38461-2026 FSC-klagomål.docx
@@ -869,7 +869,7 @@
     <w:r>
       <w:tab/>
       <w:tab/>
-      <w:t>2026-10-05</w:t>
+      <w:t>2026-10-06</w:t>
       <w:br/>
       <w:br/>
     </w:r>

--- a/klagomål/A 38461-2026 FSC-klagomål.docx
+++ b/klagomål/A 38461-2026 FSC-klagomål.docx
@@ -869,7 +869,7 @@
     <w:r>
       <w:tab/>
       <w:tab/>
-      <w:t>2026-10-06</w:t>
+      <w:t>2026-10-07</w:t>
       <w:br/>
       <w:br/>
     </w:r>

--- a/klagomål/A 38461-2026 FSC-klagomål.docx
+++ b/klagomål/A 38461-2026 FSC-klagomål.docx
@@ -869,7 +869,7 @@
     <w:r>
       <w:tab/>
       <w:tab/>
-      <w:t>2026-10-07</w:t>
+      <w:t>2026-10-08</w:t>
       <w:br/>
       <w:br/>
     </w:r>

--- a/klagomål/A 38461-2026 FSC-klagomål.docx
+++ b/klagomål/A 38461-2026 FSC-klagomål.docx
@@ -869,7 +869,7 @@
     <w:r>
       <w:tab/>
       <w:tab/>
-      <w:t>2026-10-08</w:t>
+      <w:t>2026-10-09</w:t>
       <w:br/>
       <w:br/>
     </w:r>

--- a/klagomål/A 38461-2026 FSC-klagomål.docx
+++ b/klagomål/A 38461-2026 FSC-klagomål.docx
@@ -869,7 +869,7 @@
     <w:r>
       <w:tab/>
       <w:tab/>
-      <w:t>2026-10-09</w:t>
+      <w:t>2026-10-10</w:t>
       <w:br/>
       <w:br/>
     </w:r>

--- a/klagomål/A 38461-2026 FSC-klagomål.docx
+++ b/klagomål/A 38461-2026 FSC-klagomål.docx
@@ -869,7 +869,7 @@
     <w:r>
       <w:tab/>
       <w:tab/>
-      <w:t>2026-10-10</w:t>
+      <w:t>2026-10-11</w:t>
       <w:br/>
       <w:br/>
     </w:r>

--- a/klagomål/A 38461-2026 FSC-klagomål.docx
+++ b/klagomål/A 38461-2026 FSC-klagomål.docx
@@ -869,7 +869,7 @@
     <w:r>
       <w:tab/>
       <w:tab/>
-      <w:t>2026-10-11</w:t>
+      <w:t>2026-10-12</w:t>
       <w:br/>
       <w:br/>
     </w:r>

--- a/klagomål/A 38461-2026 FSC-klagomål.docx
+++ b/klagomål/A 38461-2026 FSC-klagomål.docx
@@ -869,7 +869,7 @@
     <w:r>
       <w:tab/>
       <w:tab/>
-      <w:t>2026-10-12</w:t>
+      <w:t>2026-10-13</w:t>
       <w:br/>
       <w:br/>
     </w:r>

--- a/klagomål/A 38461-2026 FSC-klagomål.docx
+++ b/klagomål/A 38461-2026 FSC-klagomål.docx
@@ -869,7 +869,7 @@
     <w:r>
       <w:tab/>
       <w:tab/>
-      <w:t>2026-10-13</w:t>
+      <w:t>2026-10-14</w:t>
       <w:br/>
       <w:br/>
     </w:r>

--- a/klagomål/A 38461-2026 FSC-klagomål.docx
+++ b/klagomål/A 38461-2026 FSC-klagomål.docx
@@ -869,7 +869,7 @@
     <w:r>
       <w:tab/>
       <w:tab/>
-      <w:t>2026-10-14</w:t>
+      <w:t>2026-10-15</w:t>
       <w:br/>
       <w:br/>
     </w:r>

--- a/klagomål/A 38461-2026 FSC-klagomål.docx
+++ b/klagomål/A 38461-2026 FSC-klagomål.docx
@@ -869,7 +869,7 @@
     <w:r>
       <w:tab/>
       <w:tab/>
-      <w:t>2026-10-15</w:t>
+      <w:t>2026-10-16</w:t>
       <w:br/>
       <w:br/>
     </w:r>

--- a/klagomål/A 38461-2026 FSC-klagomål.docx
+++ b/klagomål/A 38461-2026 FSC-klagomål.docx
@@ -869,7 +869,7 @@
     <w:r>
       <w:tab/>
       <w:tab/>
-      <w:t>2026-10-16</w:t>
+      <w:t>2026-10-17</w:t>
       <w:br/>
       <w:br/>
     </w:r>

--- a/klagomål/A 38461-2026 FSC-klagomål.docx
+++ b/klagomål/A 38461-2026 FSC-klagomål.docx
@@ -869,7 +869,7 @@
     <w:r>
       <w:tab/>
       <w:tab/>
-      <w:t>2026-10-17</w:t>
+      <w:t>2026-10-18</w:t>
       <w:br/>
       <w:br/>
     </w:r>

--- a/klagomål/A 38461-2026 FSC-klagomål.docx
+++ b/klagomål/A 38461-2026 FSC-klagomål.docx
@@ -869,7 +869,7 @@
     <w:r>
       <w:tab/>
       <w:tab/>
-      <w:t>2026-10-18</w:t>
+      <w:t>2026-10-19</w:t>
       <w:br/>
       <w:br/>
     </w:r>

--- a/klagomål/A 38461-2026 FSC-klagomål.docx
+++ b/klagomål/A 38461-2026 FSC-klagomål.docx
@@ -869,7 +869,7 @@
     <w:r>
       <w:tab/>
       <w:tab/>
-      <w:t>2026-10-19</w:t>
+      <w:t>2026-10-20</w:t>
       <w:br/>
       <w:br/>
     </w:r>

--- a/klagomål/A 38461-2026 FSC-klagomål.docx
+++ b/klagomål/A 38461-2026 FSC-klagomål.docx
@@ -869,7 +869,7 @@
     <w:r>
       <w:tab/>
       <w:tab/>
-      <w:t>2026-10-20</w:t>
+      <w:t>2026-10-21</w:t>
       <w:br/>
       <w:br/>
     </w:r>

--- a/klagomål/A 38461-2026 FSC-klagomål.docx
+++ b/klagomål/A 38461-2026 FSC-klagomål.docx
@@ -869,7 +869,7 @@
     <w:r>
       <w:tab/>
       <w:tab/>
-      <w:t>2026-10-21</w:t>
+      <w:t>2026-10-22</w:t>
       <w:br/>
       <w:br/>
     </w:r>

--- a/klagomål/A 38461-2026 FSC-klagomål.docx
+++ b/klagomål/A 38461-2026 FSC-klagomål.docx
@@ -869,7 +869,7 @@
     <w:r>
       <w:tab/>
       <w:tab/>
-      <w:t>2026-10-22</w:t>
+      <w:t>2026-10-23</w:t>
       <w:br/>
       <w:br/>
     </w:r>

--- a/klagomål/A 38461-2026 FSC-klagomål.docx
+++ b/klagomål/A 38461-2026 FSC-klagomål.docx
@@ -869,7 +869,7 @@
     <w:r>
       <w:tab/>
       <w:tab/>
-      <w:t>2026-10-23</w:t>
+      <w:t>2026-10-24</w:t>
       <w:br/>
       <w:br/>
     </w:r>

--- a/klagomål/A 38461-2026 FSC-klagomål.docx
+++ b/klagomål/A 38461-2026 FSC-klagomål.docx
@@ -869,7 +869,7 @@
     <w:r>
       <w:tab/>
       <w:tab/>
-      <w:t>2026-10-24</w:t>
+      <w:t>2026-10-25</w:t>
       <w:br/>
       <w:br/>
     </w:r>

--- a/klagomål/A 38461-2026 FSC-klagomål.docx
+++ b/klagomål/A 38461-2026 FSC-klagomål.docx
@@ -869,7 +869,7 @@
     <w:r>
       <w:tab/>
       <w:tab/>
-      <w:t>2026-10-25</w:t>
+      <w:t>2026-10-26</w:t>
       <w:br/>
       <w:br/>
     </w:r>

--- a/klagomål/A 38461-2026 FSC-klagomål.docx
+++ b/klagomål/A 38461-2026 FSC-klagomål.docx
@@ -869,7 +869,7 @@
     <w:r>
       <w:tab/>
       <w:tab/>
-      <w:t>2026-10-26</w:t>
+      <w:t>2026-10-27</w:t>
       <w:br/>
       <w:br/>
     </w:r>

--- a/klagomål/A 38461-2026 FSC-klagomål.docx
+++ b/klagomål/A 38461-2026 FSC-klagomål.docx
@@ -869,7 +869,7 @@
     <w:r>
       <w:tab/>
       <w:tab/>
-      <w:t>2026-10-27</w:t>
+      <w:t>2026-10-28</w:t>
       <w:br/>
       <w:br/>
     </w:r>

--- a/klagomål/A 38461-2026 FSC-klagomål.docx
+++ b/klagomål/A 38461-2026 FSC-klagomål.docx
@@ -869,7 +869,7 @@
     <w:r>
       <w:tab/>
       <w:tab/>
-      <w:t>2026-10-28</w:t>
+      <w:t>2026-10-29</w:t>
       <w:br/>
       <w:br/>
     </w:r>

--- a/klagomål/A 38461-2026 FSC-klagomål.docx
+++ b/klagomål/A 38461-2026 FSC-klagomål.docx
@@ -869,7 +869,7 @@
     <w:r>
       <w:tab/>
       <w:tab/>
-      <w:t>2026-10-29</w:t>
+      <w:t>2026-10-31</w:t>
       <w:br/>
       <w:br/>
     </w:r>
